--- a/HAproxy/haproxy.docx
+++ b/HAproxy/haproxy.docx
@@ -5588,31 +5588,17 @@
         <w:t>ip</w:t>
       </w:r>
       <w:proofErr w:type="spellEnd"/>
-      <w:proofErr w:type="gramStart"/>
-      <w:r>
-        <w:rPr>
-          <w:rFonts w:asciiTheme="majorBidi" w:hAnsiTheme="majorBidi" w:cstheme="majorBidi"/>
-          <w:b/>
-          <w:bCs/>
-          <w:i/>
-          <w:iCs/>
-          <w:sz w:val="28"/>
-          <w:szCs w:val="28"/>
-        </w:rPr>
-        <w:t>]:[</w:t>
-      </w:r>
-      <w:proofErr w:type="gramEnd"/>
-      <w:r>
-        <w:rPr>
-          <w:rFonts w:asciiTheme="majorBidi" w:hAnsiTheme="majorBidi" w:cstheme="majorBidi"/>
-          <w:b/>
-          <w:bCs/>
-          <w:i/>
-          <w:iCs/>
-          <w:sz w:val="28"/>
-          <w:szCs w:val="28"/>
-        </w:rPr>
-        <w:t>port] check</w:t>
+      <w:r>
+        <w:rPr>
+          <w:rFonts w:asciiTheme="majorBidi" w:hAnsiTheme="majorBidi" w:cstheme="majorBidi"/>
+          <w:b/>
+          <w:bCs/>
+          <w:i/>
+          <w:iCs/>
+          <w:sz w:val="28"/>
+          <w:szCs w:val="28"/>
+        </w:rPr>
+        <w:t>]:[port] check</w:t>
       </w:r>
     </w:p>
     <w:p>
@@ -6709,25 +6695,7 @@
           <w:sz w:val="28"/>
           <w:szCs w:val="28"/>
         </w:rPr>
-        <w:t xml:space="preserve"> IP, not the </w:t>
-      </w:r>
-      <w:proofErr w:type="gramStart"/>
-      <w:r>
-        <w:rPr>
-          <w:rFonts w:asciiTheme="majorBidi" w:hAnsiTheme="majorBidi" w:cstheme="majorBidi"/>
-          <w:sz w:val="28"/>
-          <w:szCs w:val="28"/>
-        </w:rPr>
-        <w:t>client’s</w:t>
-      </w:r>
-      <w:proofErr w:type="gramEnd"/>
-      <w:r>
-        <w:rPr>
-          <w:rFonts w:asciiTheme="majorBidi" w:hAnsiTheme="majorBidi" w:cstheme="majorBidi"/>
-          <w:sz w:val="28"/>
-          <w:szCs w:val="28"/>
-        </w:rPr>
-        <w:t xml:space="preserve">. The PROXY protocol allows </w:t>
+        <w:t xml:space="preserve"> IP, not the client’s. The PROXY protocol allows </w:t>
       </w:r>
       <w:proofErr w:type="spellStart"/>
       <w:r>
@@ -6960,23 +6928,13 @@
         </w:rPr>
         <w:t xml:space="preserve">, </w:t>
       </w:r>
-      <w:proofErr w:type="gramStart"/>
-      <w:r>
-        <w:rPr>
-          <w:rFonts w:asciiTheme="majorBidi" w:hAnsiTheme="majorBidi" w:cstheme="majorBidi"/>
-          <w:sz w:val="28"/>
-          <w:szCs w:val="28"/>
-        </w:rPr>
-        <w:t>It</w:t>
-      </w:r>
-      <w:proofErr w:type="gramEnd"/>
-      <w:r>
-        <w:rPr>
-          <w:rFonts w:asciiTheme="majorBidi" w:hAnsiTheme="majorBidi" w:cstheme="majorBidi"/>
-          <w:sz w:val="28"/>
-          <w:szCs w:val="28"/>
-        </w:rPr>
-        <w:t xml:space="preserve"> is just a condition engine.</w:t>
+      <w:r>
+        <w:rPr>
+          <w:rFonts w:asciiTheme="majorBidi" w:hAnsiTheme="majorBidi" w:cstheme="majorBidi"/>
+          <w:sz w:val="28"/>
+          <w:szCs w:val="28"/>
+        </w:rPr>
+        <w:t>It is just a condition engine.</w:t>
       </w:r>
     </w:p>
     <w:p>
@@ -9174,33 +9132,7 @@
           <w:sz w:val="28"/>
           <w:szCs w:val="28"/>
         </w:rPr>
-        <w:t xml:space="preserve"> ^/</w:t>
-      </w:r>
-      <w:proofErr w:type="gramStart"/>
-      <w:r>
-        <w:rPr>
-          <w:rFonts w:asciiTheme="majorBidi" w:hAnsiTheme="majorBidi" w:cstheme="majorBidi"/>
-          <w:b/>
-          <w:bCs/>
-          <w:i/>
-          <w:iCs/>
-          <w:sz w:val="28"/>
-          <w:szCs w:val="28"/>
-        </w:rPr>
-        <w:t>v[</w:t>
-      </w:r>
-      <w:proofErr w:type="gramEnd"/>
-      <w:r>
-        <w:rPr>
-          <w:rFonts w:asciiTheme="majorBidi" w:hAnsiTheme="majorBidi" w:cstheme="majorBidi"/>
-          <w:b/>
-          <w:bCs/>
-          <w:i/>
-          <w:iCs/>
-          <w:sz w:val="28"/>
-          <w:szCs w:val="28"/>
-        </w:rPr>
-        <w:t>0-9]+/</w:t>
+        <w:t xml:space="preserve"> ^/v[0-9]+/</w:t>
       </w:r>
     </w:p>
     <w:p>
@@ -10464,22 +10396,8 @@
           <w:sz w:val="28"/>
           <w:szCs w:val="28"/>
         </w:rPr>
-        <w:t xml:space="preserve">http-request deny </w:t>
-      </w:r>
-      <w:proofErr w:type="gramStart"/>
-      <w:r>
-        <w:rPr>
-          <w:rFonts w:asciiTheme="majorBidi" w:hAnsiTheme="majorBidi" w:cstheme="majorBidi"/>
-          <w:b/>
-          <w:bCs/>
-          <w:i/>
-          <w:iCs/>
-          <w:sz w:val="28"/>
-          <w:szCs w:val="28"/>
-        </w:rPr>
-        <w:t>if !internal</w:t>
-      </w:r>
-      <w:proofErr w:type="gramEnd"/>
+        <w:t>http-request deny if !internal</w:t>
+      </w:r>
     </w:p>
     <w:p>
       <w:pPr>
@@ -10699,20 +10617,8 @@
           <w:sz w:val="28"/>
           <w:szCs w:val="28"/>
         </w:rPr>
-        <w:t xml:space="preserve">ACL evaluation is </w:t>
-      </w:r>
-      <w:proofErr w:type="gramStart"/>
-      <w:r>
-        <w:rPr>
-          <w:rFonts w:asciiTheme="majorBidi" w:hAnsiTheme="majorBidi" w:cstheme="majorBidi"/>
-          <w:b/>
-          <w:bCs/>
-          <w:sz w:val="28"/>
-          <w:szCs w:val="28"/>
-        </w:rPr>
-        <w:t>short-circuit</w:t>
-      </w:r>
-      <w:proofErr w:type="gramEnd"/>
+        <w:t>ACL evaluation is short-circuit</w:t>
+      </w:r>
     </w:p>
     <w:p>
       <w:pPr>
@@ -13526,33 +13432,7 @@
           <w:sz w:val="28"/>
           <w:szCs w:val="28"/>
         </w:rPr>
-        <w:t>(host</w:t>
-      </w:r>
-      <w:proofErr w:type="gramStart"/>
-      <w:r>
-        <w:rPr>
-          <w:rFonts w:asciiTheme="majorBidi" w:hAnsiTheme="majorBidi" w:cstheme="majorBidi"/>
-          <w:b/>
-          <w:bCs/>
-          <w:i/>
-          <w:iCs/>
-          <w:sz w:val="28"/>
-          <w:szCs w:val="28"/>
-        </w:rPr>
-        <w:t>),map</w:t>
-      </w:r>
-      <w:proofErr w:type="gramEnd"/>
-      <w:r>
-        <w:rPr>
-          <w:rFonts w:asciiTheme="majorBidi" w:hAnsiTheme="majorBidi" w:cstheme="majorBidi"/>
-          <w:b/>
-          <w:bCs/>
-          <w:i/>
-          <w:iCs/>
-          <w:sz w:val="28"/>
-          <w:szCs w:val="28"/>
-        </w:rPr>
-        <w:t>(/</w:t>
+        <w:t>(host),map(/</w:t>
       </w:r>
       <w:proofErr w:type="spellStart"/>
       <w:r>
@@ -14160,33 +14040,7 @@
                                 <w:sz w:val="28"/>
                                 <w:szCs w:val="28"/>
                               </w:rPr>
-                              <w:t>Key (</w:t>
-                            </w:r>
-                            <w:proofErr w:type="gramStart"/>
-                            <w:r>
-                              <w:rPr>
-                                <w:rFonts w:asciiTheme="majorBidi" w:hAnsiTheme="majorBidi" w:cstheme="majorBidi"/>
-                                <w:b/>
-                                <w:bCs/>
-                                <w:i/>
-                                <w:iCs/>
-                                <w:sz w:val="28"/>
-                                <w:szCs w:val="28"/>
-                              </w:rPr>
-                              <w:t xml:space="preserve">IP)   </w:t>
-                            </w:r>
-                            <w:proofErr w:type="gramEnd"/>
-                            <w:r>
-                              <w:rPr>
-                                <w:rFonts w:asciiTheme="majorBidi" w:hAnsiTheme="majorBidi" w:cstheme="majorBidi"/>
-                                <w:b/>
-                                <w:bCs/>
-                                <w:i/>
-                                <w:iCs/>
-                                <w:sz w:val="28"/>
-                                <w:szCs w:val="28"/>
-                              </w:rPr>
-                              <w:t xml:space="preserve">  </w:t>
+                              <w:t xml:space="preserve">Key (IP)     </w:t>
                             </w:r>
                             <w:r>
                               <w:rPr>
@@ -14363,33 +14217,7 @@
                           <w:sz w:val="28"/>
                           <w:szCs w:val="28"/>
                         </w:rPr>
-                        <w:t>Key (</w:t>
-                      </w:r>
-                      <w:proofErr w:type="gramStart"/>
-                      <w:r>
-                        <w:rPr>
-                          <w:rFonts w:asciiTheme="majorBidi" w:hAnsiTheme="majorBidi" w:cstheme="majorBidi"/>
-                          <w:b/>
-                          <w:bCs/>
-                          <w:i/>
-                          <w:iCs/>
-                          <w:sz w:val="28"/>
-                          <w:szCs w:val="28"/>
-                        </w:rPr>
-                        <w:t xml:space="preserve">IP)   </w:t>
-                      </w:r>
-                      <w:proofErr w:type="gramEnd"/>
-                      <w:r>
-                        <w:rPr>
-                          <w:rFonts w:asciiTheme="majorBidi" w:hAnsiTheme="majorBidi" w:cstheme="majorBidi"/>
-                          <w:b/>
-                          <w:bCs/>
-                          <w:i/>
-                          <w:iCs/>
-                          <w:sz w:val="28"/>
-                          <w:szCs w:val="28"/>
-                        </w:rPr>
-                        <w:t xml:space="preserve">  </w:t>
+                        <w:t xml:space="preserve">Key (IP)     </w:t>
                       </w:r>
                       <w:r>
                         <w:rPr>
@@ -16583,20 +16411,7 @@
                                 <w:sz w:val="28"/>
                                 <w:szCs w:val="28"/>
                               </w:rPr>
-                              <w:t>sc_http_req_</w:t>
-                            </w:r>
-                            <w:proofErr w:type="gramStart"/>
-                            <w:r>
-                              <w:rPr>
-                                <w:rFonts w:asciiTheme="majorBidi" w:hAnsiTheme="majorBidi" w:cstheme="majorBidi"/>
-                                <w:b/>
-                                <w:bCs/>
-                                <w:i/>
-                                <w:iCs/>
-                                <w:sz w:val="28"/>
-                                <w:szCs w:val="28"/>
-                              </w:rPr>
-                              <w:t>rate</w:t>
+                              <w:t>sc_http_req_rate</w:t>
                             </w:r>
                             <w:proofErr w:type="spellEnd"/>
                             <w:r>
@@ -16609,20 +16424,7 @@
                                 <w:sz w:val="28"/>
                                 <w:szCs w:val="28"/>
                               </w:rPr>
-                              <w:t>(</w:t>
-                            </w:r>
-                            <w:proofErr w:type="gramEnd"/>
-                            <w:r>
-                              <w:rPr>
-                                <w:rFonts w:asciiTheme="majorBidi" w:hAnsiTheme="majorBidi" w:cstheme="majorBidi"/>
-                                <w:b/>
-                                <w:bCs/>
-                                <w:i/>
-                                <w:iCs/>
-                                <w:sz w:val="28"/>
-                                <w:szCs w:val="28"/>
-                              </w:rPr>
-                              <w:t xml:space="preserve">0) </w:t>
+                              <w:t xml:space="preserve">(0) </w:t>
                             </w:r>
                             <w:proofErr w:type="spellStart"/>
                             <w:r>
@@ -16804,20 +16606,7 @@
                           <w:sz w:val="28"/>
                           <w:szCs w:val="28"/>
                         </w:rPr>
-                        <w:t>sc_http_req_</w:t>
-                      </w:r>
-                      <w:proofErr w:type="gramStart"/>
-                      <w:r>
-                        <w:rPr>
-                          <w:rFonts w:asciiTheme="majorBidi" w:hAnsiTheme="majorBidi" w:cstheme="majorBidi"/>
-                          <w:b/>
-                          <w:bCs/>
-                          <w:i/>
-                          <w:iCs/>
-                          <w:sz w:val="28"/>
-                          <w:szCs w:val="28"/>
-                        </w:rPr>
-                        <w:t>rate</w:t>
+                        <w:t>sc_http_req_rate</w:t>
                       </w:r>
                       <w:proofErr w:type="spellEnd"/>
                       <w:r>
@@ -16830,20 +16619,7 @@
                           <w:sz w:val="28"/>
                           <w:szCs w:val="28"/>
                         </w:rPr>
-                        <w:t>(</w:t>
-                      </w:r>
-                      <w:proofErr w:type="gramEnd"/>
-                      <w:r>
-                        <w:rPr>
-                          <w:rFonts w:asciiTheme="majorBidi" w:hAnsiTheme="majorBidi" w:cstheme="majorBidi"/>
-                          <w:b/>
-                          <w:bCs/>
-                          <w:i/>
-                          <w:iCs/>
-                          <w:sz w:val="28"/>
-                          <w:szCs w:val="28"/>
-                        </w:rPr>
-                        <w:t xml:space="preserve">0) </w:t>
+                        <w:t xml:space="preserve">(0) </w:t>
                       </w:r>
                       <w:proofErr w:type="spellStart"/>
                       <w:r>
@@ -17276,20 +17052,7 @@
           <w:sz w:val="28"/>
           <w:szCs w:val="28"/>
         </w:rPr>
-        <w:t>sc_http_req_</w:t>
-      </w:r>
-      <w:proofErr w:type="gramStart"/>
-      <w:r>
-        <w:rPr>
-          <w:rFonts w:asciiTheme="majorBidi" w:hAnsiTheme="majorBidi" w:cstheme="majorBidi"/>
-          <w:b/>
-          <w:bCs/>
-          <w:i/>
-          <w:iCs/>
-          <w:sz w:val="28"/>
-          <w:szCs w:val="28"/>
-        </w:rPr>
-        <w:t>rate</w:t>
+        <w:t>sc_http_req_rate</w:t>
       </w:r>
       <w:proofErr w:type="spellEnd"/>
       <w:r>
@@ -17302,20 +17065,7 @@
           <w:sz w:val="28"/>
           <w:szCs w:val="28"/>
         </w:rPr>
-        <w:t>(</w:t>
-      </w:r>
-      <w:proofErr w:type="gramEnd"/>
-      <w:r>
-        <w:rPr>
-          <w:rFonts w:asciiTheme="majorBidi" w:hAnsiTheme="majorBidi" w:cstheme="majorBidi"/>
-          <w:b/>
-          <w:bCs/>
-          <w:i/>
-          <w:iCs/>
-          <w:sz w:val="28"/>
-          <w:szCs w:val="28"/>
-        </w:rPr>
-        <w:t xml:space="preserve">0) </w:t>
+        <w:t xml:space="preserve">(0) </w:t>
       </w:r>
       <w:proofErr w:type="spellStart"/>
       <w:r>
@@ -17420,20 +17170,7 @@
           <w:sz w:val="28"/>
           <w:szCs w:val="28"/>
         </w:rPr>
-        <w:t>sc_http_req_</w:t>
-      </w:r>
-      <w:proofErr w:type="gramStart"/>
-      <w:r>
-        <w:rPr>
-          <w:rFonts w:asciiTheme="majorBidi" w:hAnsiTheme="majorBidi" w:cstheme="majorBidi"/>
-          <w:b/>
-          <w:bCs/>
-          <w:i/>
-          <w:iCs/>
-          <w:sz w:val="28"/>
-          <w:szCs w:val="28"/>
-        </w:rPr>
-        <w:t>rate</w:t>
+        <w:t>sc_http_req_rate</w:t>
       </w:r>
       <w:proofErr w:type="spellEnd"/>
       <w:r>
@@ -17446,20 +17183,7 @@
           <w:sz w:val="28"/>
           <w:szCs w:val="28"/>
         </w:rPr>
-        <w:t>(</w:t>
-      </w:r>
-      <w:proofErr w:type="gramEnd"/>
-      <w:r>
-        <w:rPr>
-          <w:rFonts w:asciiTheme="majorBidi" w:hAnsiTheme="majorBidi" w:cstheme="majorBidi"/>
-          <w:b/>
-          <w:bCs/>
-          <w:i/>
-          <w:iCs/>
-          <w:sz w:val="28"/>
-          <w:szCs w:val="28"/>
-        </w:rPr>
-        <w:t xml:space="preserve">0) </w:t>
+        <w:t xml:space="preserve">(0) </w:t>
       </w:r>
       <w:r>
         <w:rPr>
@@ -17639,23 +17363,13 @@
         </w:rPr>
         <w:t xml:space="preserve">. </w:t>
       </w:r>
-      <w:proofErr w:type="gramStart"/>
-      <w:r>
-        <w:rPr>
-          <w:rFonts w:asciiTheme="majorBidi" w:hAnsiTheme="majorBidi" w:cstheme="majorBidi"/>
-          <w:sz w:val="28"/>
-          <w:szCs w:val="28"/>
-        </w:rPr>
-        <w:t>so</w:t>
-      </w:r>
-      <w:proofErr w:type="gramEnd"/>
-      <w:r>
-        <w:rPr>
-          <w:rFonts w:asciiTheme="majorBidi" w:hAnsiTheme="majorBidi" w:cstheme="majorBidi"/>
-          <w:sz w:val="28"/>
-          <w:szCs w:val="28"/>
-        </w:rPr>
-        <w:t xml:space="preserve"> the ACL becomes true if requests in last 10 seconds &gt; 100</w:t>
+      <w:r>
+        <w:rPr>
+          <w:rFonts w:asciiTheme="majorBidi" w:hAnsiTheme="majorBidi" w:cstheme="majorBidi"/>
+          <w:sz w:val="28"/>
+          <w:szCs w:val="28"/>
+        </w:rPr>
+        <w:t>so the ACL becomes true if requests in last 10 seconds &gt; 100</w:t>
       </w:r>
     </w:p>
     <w:p>
@@ -18254,20 +17968,7 @@
           <w:sz w:val="28"/>
           <w:szCs w:val="28"/>
         </w:rPr>
-        <w:t>sc_http_req_</w:t>
-      </w:r>
-      <w:proofErr w:type="gramStart"/>
-      <w:r>
-        <w:rPr>
-          <w:rFonts w:asciiTheme="majorBidi" w:hAnsiTheme="majorBidi" w:cstheme="majorBidi"/>
-          <w:b/>
-          <w:bCs/>
-          <w:i/>
-          <w:iCs/>
-          <w:sz w:val="28"/>
-          <w:szCs w:val="28"/>
-        </w:rPr>
-        <w:t>rate</w:t>
+        <w:t>sc_http_req_rate</w:t>
       </w:r>
       <w:proofErr w:type="spellEnd"/>
       <w:r>
@@ -18280,20 +17981,7 @@
           <w:sz w:val="28"/>
           <w:szCs w:val="28"/>
         </w:rPr>
-        <w:t>(</w:t>
-      </w:r>
-      <w:proofErr w:type="gramEnd"/>
-      <w:r>
-        <w:rPr>
-          <w:rFonts w:asciiTheme="majorBidi" w:hAnsiTheme="majorBidi" w:cstheme="majorBidi"/>
-          <w:b/>
-          <w:bCs/>
-          <w:i/>
-          <w:iCs/>
-          <w:sz w:val="28"/>
-          <w:szCs w:val="28"/>
-        </w:rPr>
-        <w:t xml:space="preserve">0) </w:t>
+        <w:t xml:space="preserve">(0) </w:t>
       </w:r>
       <w:proofErr w:type="spellStart"/>
       <w:r>
@@ -22950,33 +22638,7 @@
                                 <w:sz w:val="28"/>
                                 <w:szCs w:val="28"/>
                               </w:rPr>
-                              <w:t xml:space="preserve">redirect scheme https code 301 </w:t>
-                            </w:r>
-                            <w:proofErr w:type="gramStart"/>
-                            <w:r>
-                              <w:rPr>
-                                <w:rFonts w:asciiTheme="majorBidi" w:hAnsiTheme="majorBidi" w:cstheme="majorBidi"/>
-                                <w:b/>
-                                <w:bCs/>
-                                <w:i/>
-                                <w:iCs/>
-                                <w:sz w:val="28"/>
-                                <w:szCs w:val="28"/>
-                              </w:rPr>
-                              <w:t>if !</w:t>
-                            </w:r>
-                            <w:proofErr w:type="gramEnd"/>
-                            <w:r>
-                              <w:rPr>
-                                <w:rFonts w:asciiTheme="majorBidi" w:hAnsiTheme="majorBidi" w:cstheme="majorBidi"/>
-                                <w:b/>
-                                <w:bCs/>
-                                <w:i/>
-                                <w:iCs/>
-                                <w:sz w:val="28"/>
-                                <w:szCs w:val="28"/>
-                              </w:rPr>
-                              <w:t xml:space="preserve">{ </w:t>
+                              <w:t xml:space="preserve">redirect scheme https code 301 if !{ </w:t>
                             </w:r>
                             <w:proofErr w:type="spellStart"/>
                             <w:r>
@@ -23193,33 +22855,7 @@
                           <w:sz w:val="28"/>
                           <w:szCs w:val="28"/>
                         </w:rPr>
-                        <w:t xml:space="preserve">redirect scheme https code 301 </w:t>
-                      </w:r>
-                      <w:proofErr w:type="gramStart"/>
-                      <w:r>
-                        <w:rPr>
-                          <w:rFonts w:asciiTheme="majorBidi" w:hAnsiTheme="majorBidi" w:cstheme="majorBidi"/>
-                          <w:b/>
-                          <w:bCs/>
-                          <w:i/>
-                          <w:iCs/>
-                          <w:sz w:val="28"/>
-                          <w:szCs w:val="28"/>
-                        </w:rPr>
-                        <w:t>if !</w:t>
-                      </w:r>
-                      <w:proofErr w:type="gramEnd"/>
-                      <w:r>
-                        <w:rPr>
-                          <w:rFonts w:asciiTheme="majorBidi" w:hAnsiTheme="majorBidi" w:cstheme="majorBidi"/>
-                          <w:b/>
-                          <w:bCs/>
-                          <w:i/>
-                          <w:iCs/>
-                          <w:sz w:val="28"/>
-                          <w:szCs w:val="28"/>
-                        </w:rPr>
-                        <w:t xml:space="preserve">{ </w:t>
+                        <w:t xml:space="preserve">redirect scheme https code 301 if !{ </w:t>
                       </w:r>
                       <w:proofErr w:type="spellStart"/>
                       <w:r>
@@ -24619,33 +24255,7 @@
                                 <w:sz w:val="28"/>
                                 <w:szCs w:val="28"/>
                               </w:rPr>
-                              <w:t xml:space="preserve">    redirect scheme https </w:t>
-                            </w:r>
-                            <w:proofErr w:type="gramStart"/>
-                            <w:r>
-                              <w:rPr>
-                                <w:rFonts w:asciiTheme="majorBidi" w:hAnsiTheme="majorBidi" w:cstheme="majorBidi"/>
-                                <w:b/>
-                                <w:bCs/>
-                                <w:i/>
-                                <w:iCs/>
-                                <w:sz w:val="28"/>
-                                <w:szCs w:val="28"/>
-                              </w:rPr>
-                              <w:t>if !</w:t>
-                            </w:r>
-                            <w:proofErr w:type="gramEnd"/>
-                            <w:r>
-                              <w:rPr>
-                                <w:rFonts w:asciiTheme="majorBidi" w:hAnsiTheme="majorBidi" w:cstheme="majorBidi"/>
-                                <w:b/>
-                                <w:bCs/>
-                                <w:i/>
-                                <w:iCs/>
-                                <w:sz w:val="28"/>
-                                <w:szCs w:val="28"/>
-                              </w:rPr>
-                              <w:t xml:space="preserve">{ </w:t>
+                              <w:t xml:space="preserve">    redirect scheme https if !{ </w:t>
                             </w:r>
                             <w:proofErr w:type="spellStart"/>
                             <w:r>
@@ -24982,33 +24592,7 @@
                           <w:sz w:val="28"/>
                           <w:szCs w:val="28"/>
                         </w:rPr>
-                        <w:t xml:space="preserve">    redirect scheme https </w:t>
-                      </w:r>
-                      <w:proofErr w:type="gramStart"/>
-                      <w:r>
-                        <w:rPr>
-                          <w:rFonts w:asciiTheme="majorBidi" w:hAnsiTheme="majorBidi" w:cstheme="majorBidi"/>
-                          <w:b/>
-                          <w:bCs/>
-                          <w:i/>
-                          <w:iCs/>
-                          <w:sz w:val="28"/>
-                          <w:szCs w:val="28"/>
-                        </w:rPr>
-                        <w:t>if !</w:t>
-                      </w:r>
-                      <w:proofErr w:type="gramEnd"/>
-                      <w:r>
-                        <w:rPr>
-                          <w:rFonts w:asciiTheme="majorBidi" w:hAnsiTheme="majorBidi" w:cstheme="majorBidi"/>
-                          <w:b/>
-                          <w:bCs/>
-                          <w:i/>
-                          <w:iCs/>
-                          <w:sz w:val="28"/>
-                          <w:szCs w:val="28"/>
-                        </w:rPr>
-                        <w:t xml:space="preserve">{ </w:t>
+                        <w:t xml:space="preserve">    redirect scheme https if !{ </w:t>
                       </w:r>
                       <w:proofErr w:type="spellStart"/>
                       <w:r>
@@ -26735,33 +26319,7 @@
                                 <w:sz w:val="26"/>
                                 <w:szCs w:val="26"/>
                               </w:rPr>
-                              <w:t>ECDHE-ECDSA-AES256-GCM-SHA</w:t>
-                            </w:r>
-                            <w:proofErr w:type="gramStart"/>
-                            <w:r>
-                              <w:rPr>
-                                <w:rFonts w:asciiTheme="majorBidi" w:hAnsiTheme="majorBidi" w:cstheme="majorBidi"/>
-                                <w:b/>
-                                <w:bCs/>
-                                <w:i/>
-                                <w:iCs/>
-                                <w:sz w:val="26"/>
-                                <w:szCs w:val="26"/>
-                              </w:rPr>
-                              <w:t>384:ECDHE</w:t>
-                            </w:r>
-                            <w:proofErr w:type="gramEnd"/>
-                            <w:r>
-                              <w:rPr>
-                                <w:rFonts w:asciiTheme="majorBidi" w:hAnsiTheme="majorBidi" w:cstheme="majorBidi"/>
-                                <w:b/>
-                                <w:bCs/>
-                                <w:i/>
-                                <w:iCs/>
-                                <w:sz w:val="26"/>
-                                <w:szCs w:val="26"/>
-                              </w:rPr>
-                              <w:t>-RSA-AES256-GCM-SHA384</w:t>
+                              <w:t>ECDHE-ECDSA-AES256-GCM-SHA384:ECDHE-RSA-AES256-GCM-SHA384</w:t>
                             </w:r>
                           </w:p>
                           <w:p>
@@ -27070,33 +26628,7 @@
                           <w:sz w:val="26"/>
                           <w:szCs w:val="26"/>
                         </w:rPr>
-                        <w:t>ECDHE-ECDSA-AES256-GCM-SHA</w:t>
-                      </w:r>
-                      <w:proofErr w:type="gramStart"/>
-                      <w:r>
-                        <w:rPr>
-                          <w:rFonts w:asciiTheme="majorBidi" w:hAnsiTheme="majorBidi" w:cstheme="majorBidi"/>
-                          <w:b/>
-                          <w:bCs/>
-                          <w:i/>
-                          <w:iCs/>
-                          <w:sz w:val="26"/>
-                          <w:szCs w:val="26"/>
-                        </w:rPr>
-                        <w:t>384:ECDHE</w:t>
-                      </w:r>
-                      <w:proofErr w:type="gramEnd"/>
-                      <w:r>
-                        <w:rPr>
-                          <w:rFonts w:asciiTheme="majorBidi" w:hAnsiTheme="majorBidi" w:cstheme="majorBidi"/>
-                          <w:b/>
-                          <w:bCs/>
-                          <w:i/>
-                          <w:iCs/>
-                          <w:sz w:val="26"/>
-                          <w:szCs w:val="26"/>
-                        </w:rPr>
-                        <w:t>-RSA-AES256-GCM-SHA384</w:t>
+                        <w:t>ECDHE-ECDSA-AES256-GCM-SHA384:ECDHE-RSA-AES256-GCM-SHA384</w:t>
                       </w:r>
                     </w:p>
                     <w:p>
@@ -27450,33 +26982,7 @@
           <w:sz w:val="28"/>
           <w:szCs w:val="28"/>
         </w:rPr>
-        <w:t xml:space="preserve"> h</w:t>
-      </w:r>
-      <w:proofErr w:type="gramStart"/>
-      <w:r>
-        <w:rPr>
-          <w:rFonts w:asciiTheme="majorBidi" w:hAnsiTheme="majorBidi" w:cstheme="majorBidi"/>
-          <w:b/>
-          <w:bCs/>
-          <w:i/>
-          <w:iCs/>
-          <w:sz w:val="28"/>
-          <w:szCs w:val="28"/>
-        </w:rPr>
-        <w:t>2,http</w:t>
-      </w:r>
-      <w:proofErr w:type="gramEnd"/>
-      <w:r>
-        <w:rPr>
-          <w:rFonts w:asciiTheme="majorBidi" w:hAnsiTheme="majorBidi" w:cstheme="majorBidi"/>
-          <w:b/>
-          <w:bCs/>
-          <w:i/>
-          <w:iCs/>
-          <w:sz w:val="28"/>
-          <w:szCs w:val="28"/>
-        </w:rPr>
-        <w:t>/1.1</w:t>
+        <w:t xml:space="preserve"> h2,http/1.1</w:t>
       </w:r>
     </w:p>
     <w:p>
@@ -28591,314 +28097,6 @@
         <w:jc w:val="both"/>
         <w:rPr>
           <w:rFonts w:asciiTheme="majorBidi" w:hAnsiTheme="majorBidi" w:cstheme="majorBidi"/>
-          <w:sz w:val="28"/>
-          <w:szCs w:val="28"/>
-        </w:rPr>
-      </w:pPr>
-    </w:p>
-    <w:p>
-      <w:pPr>
-        <w:spacing w:after="120"/>
-        <w:jc w:val="both"/>
-        <w:rPr>
-          <w:rFonts w:asciiTheme="majorBidi" w:hAnsiTheme="majorBidi" w:cstheme="majorBidi"/>
-          <w:sz w:val="28"/>
-          <w:szCs w:val="28"/>
-        </w:rPr>
-      </w:pPr>
-    </w:p>
-    <w:p>
-      <w:pPr>
-        <w:spacing w:after="120"/>
-        <w:jc w:val="both"/>
-        <w:rPr>
-          <w:rFonts w:asciiTheme="majorBidi" w:hAnsiTheme="majorBidi" w:cstheme="majorBidi"/>
-          <w:sz w:val="28"/>
-          <w:szCs w:val="28"/>
-        </w:rPr>
-      </w:pPr>
-    </w:p>
-    <w:p>
-      <w:pPr>
-        <w:spacing w:after="120"/>
-        <w:jc w:val="both"/>
-        <w:rPr>
-          <w:rFonts w:asciiTheme="majorBidi" w:hAnsiTheme="majorBidi" w:cstheme="majorBidi"/>
-          <w:sz w:val="28"/>
-          <w:szCs w:val="28"/>
-        </w:rPr>
-      </w:pPr>
-    </w:p>
-    <w:p>
-      <w:pPr>
-        <w:spacing w:after="120"/>
-        <w:jc w:val="both"/>
-        <w:rPr>
-          <w:rFonts w:asciiTheme="majorBidi" w:hAnsiTheme="majorBidi" w:cstheme="majorBidi"/>
-          <w:sz w:val="28"/>
-          <w:szCs w:val="28"/>
-        </w:rPr>
-      </w:pPr>
-    </w:p>
-    <w:p>
-      <w:pPr>
-        <w:spacing w:after="120"/>
-        <w:jc w:val="both"/>
-        <w:rPr>
-          <w:rFonts w:asciiTheme="majorBidi" w:hAnsiTheme="majorBidi" w:cstheme="majorBidi"/>
-          <w:sz w:val="28"/>
-          <w:szCs w:val="28"/>
-        </w:rPr>
-      </w:pPr>
-    </w:p>
-    <w:p>
-      <w:pPr>
-        <w:spacing w:after="120"/>
-        <w:jc w:val="both"/>
-        <w:rPr>
-          <w:rFonts w:asciiTheme="majorBidi" w:hAnsiTheme="majorBidi" w:cstheme="majorBidi"/>
-          <w:sz w:val="28"/>
-          <w:szCs w:val="28"/>
-        </w:rPr>
-      </w:pPr>
-    </w:p>
-    <w:p>
-      <w:pPr>
-        <w:spacing w:after="120"/>
-        <w:jc w:val="both"/>
-        <w:rPr>
-          <w:rFonts w:asciiTheme="majorBidi" w:hAnsiTheme="majorBidi" w:cstheme="majorBidi"/>
-          <w:sz w:val="28"/>
-          <w:szCs w:val="28"/>
-        </w:rPr>
-      </w:pPr>
-    </w:p>
-    <w:p>
-      <w:pPr>
-        <w:spacing w:after="120"/>
-        <w:jc w:val="both"/>
-        <w:rPr>
-          <w:rFonts w:asciiTheme="majorBidi" w:hAnsiTheme="majorBidi" w:cstheme="majorBidi"/>
-          <w:sz w:val="28"/>
-          <w:szCs w:val="28"/>
-        </w:rPr>
-      </w:pPr>
-    </w:p>
-    <w:p>
-      <w:pPr>
-        <w:spacing w:after="120"/>
-        <w:jc w:val="both"/>
-        <w:rPr>
-          <w:rFonts w:asciiTheme="majorBidi" w:hAnsiTheme="majorBidi" w:cstheme="majorBidi"/>
-          <w:sz w:val="28"/>
-          <w:szCs w:val="28"/>
-        </w:rPr>
-      </w:pPr>
-    </w:p>
-    <w:p>
-      <w:pPr>
-        <w:spacing w:after="120"/>
-        <w:jc w:val="both"/>
-        <w:rPr>
-          <w:rFonts w:asciiTheme="majorBidi" w:hAnsiTheme="majorBidi" w:cstheme="majorBidi"/>
-          <w:sz w:val="28"/>
-          <w:szCs w:val="28"/>
-        </w:rPr>
-      </w:pPr>
-    </w:p>
-    <w:p>
-      <w:pPr>
-        <w:spacing w:after="120"/>
-        <w:jc w:val="both"/>
-        <w:rPr>
-          <w:rFonts w:asciiTheme="majorBidi" w:hAnsiTheme="majorBidi" w:cstheme="majorBidi"/>
-          <w:sz w:val="28"/>
-          <w:szCs w:val="28"/>
-        </w:rPr>
-      </w:pPr>
-    </w:p>
-    <w:p>
-      <w:pPr>
-        <w:spacing w:after="120"/>
-        <w:jc w:val="both"/>
-        <w:rPr>
-          <w:rFonts w:asciiTheme="majorBidi" w:hAnsiTheme="majorBidi" w:cstheme="majorBidi"/>
-          <w:sz w:val="28"/>
-          <w:szCs w:val="28"/>
-        </w:rPr>
-      </w:pPr>
-    </w:p>
-    <w:p>
-      <w:pPr>
-        <w:spacing w:after="120"/>
-        <w:jc w:val="both"/>
-        <w:rPr>
-          <w:rFonts w:asciiTheme="majorBidi" w:hAnsiTheme="majorBidi" w:cstheme="majorBidi"/>
-          <w:sz w:val="28"/>
-          <w:szCs w:val="28"/>
-        </w:rPr>
-      </w:pPr>
-    </w:p>
-    <w:p>
-      <w:pPr>
-        <w:spacing w:after="120"/>
-        <w:jc w:val="both"/>
-        <w:rPr>
-          <w:rFonts w:asciiTheme="majorBidi" w:hAnsiTheme="majorBidi" w:cstheme="majorBidi"/>
-          <w:sz w:val="28"/>
-          <w:szCs w:val="28"/>
-        </w:rPr>
-      </w:pPr>
-    </w:p>
-    <w:p>
-      <w:pPr>
-        <w:spacing w:after="120"/>
-        <w:jc w:val="both"/>
-        <w:rPr>
-          <w:rFonts w:asciiTheme="majorBidi" w:hAnsiTheme="majorBidi" w:cstheme="majorBidi"/>
-          <w:sz w:val="28"/>
-          <w:szCs w:val="28"/>
-        </w:rPr>
-      </w:pPr>
-    </w:p>
-    <w:p>
-      <w:pPr>
-        <w:spacing w:after="120"/>
-        <w:jc w:val="both"/>
-        <w:rPr>
-          <w:rFonts w:asciiTheme="majorBidi" w:hAnsiTheme="majorBidi" w:cstheme="majorBidi"/>
-          <w:sz w:val="28"/>
-          <w:szCs w:val="28"/>
-        </w:rPr>
-      </w:pPr>
-    </w:p>
-    <w:p>
-      <w:pPr>
-        <w:spacing w:after="120"/>
-        <w:jc w:val="both"/>
-        <w:rPr>
-          <w:rFonts w:asciiTheme="majorBidi" w:hAnsiTheme="majorBidi" w:cstheme="majorBidi"/>
-          <w:sz w:val="28"/>
-          <w:szCs w:val="28"/>
-        </w:rPr>
-      </w:pPr>
-    </w:p>
-    <w:p>
-      <w:pPr>
-        <w:spacing w:after="120"/>
-        <w:jc w:val="both"/>
-        <w:rPr>
-          <w:rFonts w:asciiTheme="majorBidi" w:hAnsiTheme="majorBidi" w:cstheme="majorBidi"/>
-          <w:sz w:val="28"/>
-          <w:szCs w:val="28"/>
-        </w:rPr>
-      </w:pPr>
-    </w:p>
-    <w:p>
-      <w:pPr>
-        <w:spacing w:after="120"/>
-        <w:jc w:val="both"/>
-        <w:rPr>
-          <w:rFonts w:asciiTheme="majorBidi" w:hAnsiTheme="majorBidi" w:cstheme="majorBidi"/>
-          <w:sz w:val="28"/>
-          <w:szCs w:val="28"/>
-        </w:rPr>
-      </w:pPr>
-    </w:p>
-    <w:p>
-      <w:pPr>
-        <w:spacing w:after="120"/>
-        <w:jc w:val="both"/>
-        <w:rPr>
-          <w:rFonts w:asciiTheme="majorBidi" w:hAnsiTheme="majorBidi" w:cstheme="majorBidi"/>
-          <w:sz w:val="28"/>
-          <w:szCs w:val="28"/>
-        </w:rPr>
-      </w:pPr>
-    </w:p>
-    <w:p>
-      <w:pPr>
-        <w:spacing w:after="120"/>
-        <w:jc w:val="both"/>
-        <w:rPr>
-          <w:rFonts w:asciiTheme="majorBidi" w:hAnsiTheme="majorBidi" w:cstheme="majorBidi"/>
-          <w:sz w:val="28"/>
-          <w:szCs w:val="28"/>
-        </w:rPr>
-      </w:pPr>
-    </w:p>
-    <w:p>
-      <w:pPr>
-        <w:spacing w:after="120"/>
-        <w:jc w:val="both"/>
-        <w:rPr>
-          <w:rFonts w:asciiTheme="majorBidi" w:hAnsiTheme="majorBidi" w:cstheme="majorBidi"/>
-          <w:sz w:val="28"/>
-          <w:szCs w:val="28"/>
-        </w:rPr>
-      </w:pPr>
-    </w:p>
-    <w:p>
-      <w:pPr>
-        <w:spacing w:after="120"/>
-        <w:jc w:val="both"/>
-        <w:rPr>
-          <w:rFonts w:asciiTheme="majorBidi" w:hAnsiTheme="majorBidi" w:cstheme="majorBidi"/>
-          <w:sz w:val="28"/>
-          <w:szCs w:val="28"/>
-        </w:rPr>
-      </w:pPr>
-    </w:p>
-    <w:p>
-      <w:pPr>
-        <w:spacing w:after="120"/>
-        <w:jc w:val="both"/>
-        <w:rPr>
-          <w:rFonts w:asciiTheme="majorBidi" w:hAnsiTheme="majorBidi" w:cstheme="majorBidi"/>
-          <w:sz w:val="28"/>
-          <w:szCs w:val="28"/>
-        </w:rPr>
-      </w:pPr>
-    </w:p>
-    <w:p>
-      <w:pPr>
-        <w:spacing w:after="120"/>
-        <w:jc w:val="both"/>
-        <w:rPr>
-          <w:rFonts w:asciiTheme="majorBidi" w:hAnsiTheme="majorBidi" w:cstheme="majorBidi"/>
-          <w:sz w:val="28"/>
-          <w:szCs w:val="28"/>
-        </w:rPr>
-      </w:pPr>
-    </w:p>
-    <w:p>
-      <w:pPr>
-        <w:spacing w:after="120"/>
-        <w:jc w:val="both"/>
-        <w:rPr>
-          <w:rFonts w:asciiTheme="majorBidi" w:hAnsiTheme="majorBidi" w:cstheme="majorBidi"/>
-          <w:sz w:val="28"/>
-          <w:szCs w:val="28"/>
-        </w:rPr>
-      </w:pPr>
-    </w:p>
-    <w:p>
-      <w:pPr>
-        <w:spacing w:after="120"/>
-        <w:jc w:val="both"/>
-        <w:rPr>
-          <w:rFonts w:asciiTheme="majorBidi" w:hAnsiTheme="majorBidi" w:cstheme="majorBidi"/>
-          <w:sz w:val="28"/>
-          <w:szCs w:val="28"/>
-        </w:rPr>
-      </w:pPr>
-    </w:p>
-    <w:p>
-      <w:pPr>
-        <w:spacing w:after="120"/>
-        <w:jc w:val="both"/>
-        <w:rPr>
-          <w:rFonts w:asciiTheme="majorBidi" w:hAnsiTheme="majorBidi" w:cstheme="majorBidi"/>
           <w:b/>
           <w:bCs/>
           <w:sz w:val="40"/>
@@ -28914,6 +28112,7 @@
           <w:sz w:val="40"/>
           <w:szCs w:val="40"/>
         </w:rPr>
+        <w:lastRenderedPageBreak/>
         <w:t>HAProxy</w:t>
       </w:r>
       <w:proofErr w:type="spellEnd"/>
@@ -28985,7 +28184,6 @@
           <w:sz w:val="36"/>
           <w:szCs w:val="36"/>
         </w:rPr>
-        <w:lastRenderedPageBreak/>
         <w:t>Core Purpose</w:t>
       </w:r>
     </w:p>
@@ -29724,6 +28922,7 @@
           <w:sz w:val="28"/>
           <w:szCs w:val="28"/>
         </w:rPr>
+        <w:lastRenderedPageBreak/>
         <w:t>stickiness</w:t>
       </w:r>
     </w:p>
@@ -29831,7 +29030,6 @@
           <w:sz w:val="32"/>
           <w:szCs w:val="32"/>
         </w:rPr>
-        <w:lastRenderedPageBreak/>
         <w:t>NGINX Architecture</w:t>
       </w:r>
     </w:p>
@@ -30604,6 +29802,7 @@
           <w:sz w:val="28"/>
           <w:szCs w:val="28"/>
         </w:rPr>
+        <w:lastRenderedPageBreak/>
         <w:t>Kubernetes ingress controller</w:t>
       </w:r>
     </w:p>
@@ -30697,7 +29896,6 @@
           <w:sz w:val="28"/>
           <w:szCs w:val="28"/>
         </w:rPr>
-        <w:lastRenderedPageBreak/>
         <w:t>HAProxy</w:t>
       </w:r>
       <w:proofErr w:type="spellEnd"/>
@@ -31483,6 +30681,7 @@
           <w:sz w:val="28"/>
           <w:szCs w:val="28"/>
         </w:rPr>
+        <w:lastRenderedPageBreak/>
         <w:t>HTTP</w:t>
       </w:r>
     </w:p>
@@ -31591,7 +30790,6 @@
           <w:sz w:val="28"/>
           <w:szCs w:val="28"/>
         </w:rPr>
-        <w:lastRenderedPageBreak/>
         <w:t>Load balancing algorithms:</w:t>
       </w:r>
     </w:p>
@@ -32411,6 +31609,7 @@
           <w:sz w:val="32"/>
           <w:szCs w:val="32"/>
         </w:rPr>
+        <w:lastRenderedPageBreak/>
         <w:t>Protocol Support</w:t>
       </w:r>
     </w:p>
@@ -32486,7 +31685,6 @@
           <w:sz w:val="28"/>
           <w:szCs w:val="28"/>
         </w:rPr>
-        <w:lastRenderedPageBreak/>
         <w:t>TCP</w:t>
       </w:r>
     </w:p>
@@ -33339,6 +32537,7 @@
           <w:sz w:val="28"/>
           <w:szCs w:val="28"/>
         </w:rPr>
+        <w:lastRenderedPageBreak/>
         <w:t>error logs</w:t>
       </w:r>
     </w:p>
@@ -33408,7 +32607,6 @@
           <w:sz w:val="28"/>
           <w:szCs w:val="28"/>
         </w:rPr>
-        <w:lastRenderedPageBreak/>
         <w:t>exporters</w:t>
       </w:r>
     </w:p>
